--- a/producao/docs/docx/especificacao-portal-transparencia-ogc.docx
+++ b/producao/docs/docx/especificacao-portal-transparencia-ogc.docx
@@ -193,62 +193,77 @@
         <w:t>O Portal Público do SEINUC/PA será estruturado em três módulos integrados de livre acesso ao cidadão, pesquisadores e órgãos de controle, isentos de necessidade de cadastro prévio:</w:t>
       </w:r>
     </w:p>
-    <w:tbl>
-      <w:tblPr>
-        <w:tblW w:type="auto" w:w="0"/>
-        <w:jc w:val="center"/>
-        <w:tblLook w:firstColumn="1" w:firstRow="1" w:lastColumn="0" w:lastRow="0" w:noHBand="0" w:noVBand="1" w:val="04A0"/>
-        <w:tblBorders>
-          <w:top w:val="single" w:sz="4" w:space="0" w:color="CCCCCC"/>
-          <w:bottom w:val="single" w:sz="4" w:space="0" w:color="CCCCCC"/>
-          <w:left w:val="single" w:sz="12" w:space="0" w:color="003366"/>
-          <w:right w:val="single" w:sz="4" w:space="0" w:color="CCCCCC"/>
-          <w:insideH w:val="none"/>
-          <w:insideV w:val="none"/>
-        </w:tblBorders>
-      </w:tblPr>
-      <w:tblGrid>
-        <w:gridCol w:w="9405"/>
-      </w:tblGrid>
-      <w:tr>
-        <w:tc>
-          <w:tcPr>
-            <w:tcW w:type="dxa" w:w="9405"/>
-            <w:shd w:fill="F4F6F8"/>
-            <w:tcMar>
-              <w:top w:w="120" w:type="dxa"/>
-              <w:bottom w:w="120" w:type="dxa"/>
-              <w:left w:w="180" w:type="dxa"/>
-              <w:right w:w="180" w:type="dxa"/>
-            </w:tcMar>
-          </w:tcPr>
-          <w:p>
-            <w:pPr>
-              <w:spacing w:line="240" w:lineRule="auto" w:before="80" w:after="80"/>
-              <w:ind w:firstLine="0"/>
-            </w:pPr>
-            <w:r>
-              <w:rPr>
-                <w:rFonts w:ascii="Consolas" w:hAnsi="Consolas"/>
-                <w:color w:val="1E1E1E"/>
-                <w:sz w:val="19"/>
-              </w:rPr>
-              <w:t>PORTAL PÚBLICO SEINUC/PA (TRANSPARÊNCIA ATIVA)</w:t>
-              <w:br/>
-              <w:t>├── MÓDULO A: Visualizador WebGIS Interativo de UCs e Zoneamento</w:t>
-              <w:br/>
-              <w:t>├── MÓDULO B: Repositório e Consulta Documental de Unidades de Conservação</w:t>
-              <w:br/>
-              <w:t>└── MÓDULO C: Painel Transparente do ICMS Ecológico por Município</w:t>
-            </w:r>
-          </w:p>
-        </w:tc>
-      </w:tr>
-    </w:tbl>
     <w:p>
       <w:pPr>
-        <w:spacing w:after="120" w:line="240" w:lineRule="auto"/>
+        <w:spacing w:before="240" w:after="80"/>
+        <w:ind w:firstLine="0"/>
+        <w:jc w:val="center"/>
       </w:pPr>
+      <w:r>
+        <w:rPr>
+          <w:rFonts w:ascii="Times New Roman" w:hAnsi="Times New Roman"/>
+          <w:b/>
+          <w:sz w:val="20"/>
+        </w:rPr>
+        <w:t>Figura 1: Arquitetura do Portal Público de Transparência Ativa do SEINUC/PA</w:t>
+      </w:r>
+    </w:p>
+    <w:p>
+      <w:pPr>
+        <w:spacing w:before="40" w:after="80"/>
+        <w:ind w:firstLine="0"/>
+        <w:jc w:val="center"/>
+      </w:pPr>
+      <w:r>
+        <w:drawing>
+          <wp:inline xmlns:a="http://schemas.openxmlformats.org/drawingml/2006/main" xmlns:pic="http://schemas.openxmlformats.org/drawingml/2006/picture">
+            <wp:extent cx="5669280" cy="2040941"/>
+            <wp:docPr id="1" name="Picture 1"/>
+            <wp:cNvGraphicFramePr>
+              <a:graphicFrameLocks noChangeAspect="1"/>
+            </wp:cNvGraphicFramePr>
+            <a:graphic>
+              <a:graphicData uri="http://schemas.openxmlformats.org/drawingml/2006/picture">
+                <pic:pic>
+                  <pic:nvPicPr>
+                    <pic:cNvPr id="0" name="diagrama_portal_transparencia.png"/>
+                    <pic:cNvPicPr/>
+                  </pic:nvPicPr>
+                  <pic:blipFill>
+                    <a:blip r:embed="rId11"/>
+                    <a:stretch>
+                      <a:fillRect/>
+                    </a:stretch>
+                  </pic:blipFill>
+                  <pic:spPr>
+                    <a:xfrm>
+                      <a:off x="0" y="0"/>
+                      <a:ext cx="5669280" cy="2040941"/>
+                    </a:xfrm>
+                    <a:prstGeom prst="rect"/>
+                  </pic:spPr>
+                </pic:pic>
+              </a:graphicData>
+            </a:graphic>
+          </wp:inline>
+        </w:drawing>
+      </w:r>
+    </w:p>
+    <w:p>
+      <w:pPr>
+        <w:spacing w:before="40" w:after="240"/>
+        <w:ind w:firstLine="0"/>
+        <w:jc w:val="center"/>
+      </w:pPr>
+      <w:r>
+        <w:rPr>
+          <w:rFonts w:ascii="Times New Roman" w:hAnsi="Times New Roman"/>
+          <w:i/>
+          <w:color w:val="646464"/>
+          <w:sz w:val="19"/>
+        </w:rPr>
+        <w:t>Fonte: Elaboração própria / SEINUC/PA (2026).</w:t>
+      </w:r>
     </w:p>
     <w:p>
       <w:pPr>

--- a/producao/docs/docx/especificacao-portal-transparencia-ogc.docx
+++ b/producao/docs/docx/especificacao-portal-transparencia-ogc.docx
@@ -190,7 +190,7 @@
           <w:i w:val="0"/>
           <w:sz w:val="24"/>
         </w:rPr>
-        <w:t>O Portal Público do SEINUC/PA será estruturado em três módulos integrados de livre acesso ao cidadão, pesquisadores e órgãos de controle, isentos de necessidade de cadastro prévio:</w:t>
+        <w:t>O Portal Público do SEINUC/PA será estruturado em quatro módulos integrados de livre acesso ao cidadão, pesquisadores e órgãos de controle, isentos de necessidade de cadastro prévio:</w:t>
       </w:r>
     </w:p>
     <w:p>
@@ -369,7 +369,58 @@
           <w:i w:val="0"/>
           <w:sz w:val="24"/>
         </w:rPr>
-        <w:t>• Zoneamento Ambiental Interno e Zonas de Amortecimento.</w:t>
+        <w:t>• Zonas de Amortecimento.</w:t>
+      </w:r>
+    </w:p>
+    <w:p>
+      <w:pPr>
+        <w:spacing w:line="360" w:lineRule="auto" w:before="0" w:after="40"/>
+        <w:ind w:left="709" w:hanging="283"/>
+        <w:jc w:val="both"/>
+      </w:pPr>
+      <w:r>
+        <w:rPr>
+          <w:rFonts w:ascii="Times New Roman" w:hAnsi="Times New Roman"/>
+          <w:b w:val="0"/>
+          <w:i w:val="0"/>
+          <w:sz w:val="24"/>
+        </w:rPr>
+        <w:t xml:space="preserve">• Zoneamento Ambiental Interno — </w:t>
+      </w:r>
+      <w:r>
+        <w:rPr>
+          <w:rFonts w:ascii="Times New Roman" w:hAnsi="Times New Roman"/>
+          <w:b/>
+          <w:i w:val="0"/>
+          <w:sz w:val="24"/>
+        </w:rPr>
+        <w:t>exibido apenas quando a UC possui Plano de Gestão aprovado</w:t>
+      </w:r>
+      <w:r>
+        <w:rPr>
+          <w:rFonts w:ascii="Times New Roman" w:hAnsi="Times New Roman"/>
+          <w:b w:val="0"/>
+          <w:i w:val="0"/>
+          <w:sz w:val="24"/>
+        </w:rPr>
+        <w:t xml:space="preserve"> (</w:t>
+      </w:r>
+      <w:r>
+        <w:rPr>
+          <w:rFonts w:ascii="Consolas" w:hAnsi="Consolas"/>
+          <w:color w:val="003366"/>
+          <w:sz w:val="20"/>
+        </w:rPr>
+        <w:t>zoneamento_disponivel = SIM</w:t>
+      </w:r>
+      <w:r>
+        <w:rPr>
+          <w:rFonts w:ascii="Times New Roman" w:hAnsi="Times New Roman"/>
+          <w:b w:val="0"/>
+          <w:i w:val="0"/>
+          <w:sz w:val="24"/>
+        </w:rPr>
+        <w:t>, ver Módulo II); UCs sem plano de gestão exibem somente perímetro e Zona de Amortecimento.</w:t>
       </w:r>
     </w:p>
     <w:p>
@@ -402,6 +453,58 @@
           <w:sz w:val="24"/>
         </w:rPr>
         <w:t>• Camada de Hidrografia e Bacias Hidrográficas.</w:t>
+      </w:r>
+    </w:p>
+    <w:p>
+      <w:pPr>
+        <w:spacing w:line="360" w:lineRule="auto" w:before="0" w:after="40"/>
+        <w:ind w:left="709" w:hanging="283"/>
+        <w:jc w:val="both"/>
+      </w:pPr>
+      <w:r>
+        <w:rPr>
+          <w:rFonts w:ascii="Times New Roman" w:hAnsi="Times New Roman"/>
+          <w:b w:val="0"/>
+          <w:i w:val="0"/>
+          <w:sz w:val="24"/>
+        </w:rPr>
+        <w:t xml:space="preserve">• </w:t>
+      </w:r>
+      <w:r>
+        <w:rPr>
+          <w:rFonts w:ascii="Times New Roman" w:hAnsi="Times New Roman"/>
+          <w:b/>
+          <w:i w:val="0"/>
+          <w:sz w:val="24"/>
+        </w:rPr>
+        <w:t>Camadas de Referência Federais (ICMBio/INDE):</w:t>
+      </w:r>
+      <w:r>
+        <w:rPr>
+          <w:rFonts w:ascii="Times New Roman" w:hAnsi="Times New Roman"/>
+          <w:b w:val="0"/>
+          <w:i w:val="0"/>
+          <w:sz w:val="24"/>
+        </w:rPr>
+        <w:t xml:space="preserve"> limites de Unidades de Conservação </w:t>
+      </w:r>
+      <w:r>
+        <w:rPr>
+          <w:rFonts w:ascii="Times New Roman" w:hAnsi="Times New Roman"/>
+          <w:b/>
+          <w:i w:val="0"/>
+          <w:sz w:val="24"/>
+        </w:rPr>
+        <w:t>federais</w:t>
+      </w:r>
+      <w:r>
+        <w:rPr>
+          <w:rFonts w:ascii="Times New Roman" w:hAnsi="Times New Roman"/>
+          <w:b w:val="0"/>
+          <w:i w:val="0"/>
+          <w:sz w:val="24"/>
+        </w:rPr>
+        <w:t xml:space="preserve"> localizadas no Pará, consumidos por geoserviços de referência do órgão gestor federal (ver Anexo Técnico), sem duplicidade de armazenamento no SEINUC.</w:t>
       </w:r>
     </w:p>
     <w:p>
@@ -730,6 +833,529 @@
           <w:sz w:val="24"/>
         </w:rPr>
         <w:t>• Rastreamento da destinação de ao menos 20% das verbas a UCs municipais (Art. 117 da Lei nº 10.306/2023).</w:t>
+      </w:r>
+    </w:p>
+    <w:p>
+      <w:pPr>
+        <w:spacing w:line="360" w:lineRule="auto" w:before="120" w:after="120"/>
+        <w:ind w:firstLine="0"/>
+        <w:jc w:val="left"/>
+      </w:pPr>
+      <w:r>
+        <w:rPr>
+          <w:rFonts w:ascii="Times New Roman" w:hAnsi="Times New Roman"/>
+          <w:b/>
+          <w:i/>
+          <w:sz w:val="24"/>
+        </w:rPr>
+        <w:t>2.4. Módulo D - Ficha da Unidade de Conservação</w:t>
+      </w:r>
+    </w:p>
+    <w:p>
+      <w:pPr>
+        <w:spacing w:line="360" w:lineRule="auto" w:before="0" w:after="40"/>
+        <w:ind w:left="709" w:hanging="283"/>
+        <w:jc w:val="both"/>
+      </w:pPr>
+      <w:r>
+        <w:rPr>
+          <w:rFonts w:ascii="Times New Roman" w:hAnsi="Times New Roman"/>
+          <w:b w:val="0"/>
+          <w:i w:val="0"/>
+          <w:sz w:val="24"/>
+        </w:rPr>
+        <w:t xml:space="preserve">• </w:t>
+      </w:r>
+      <w:r>
+        <w:rPr>
+          <w:rFonts w:ascii="Times New Roman" w:hAnsi="Times New Roman"/>
+          <w:b/>
+          <w:i w:val="0"/>
+          <w:sz w:val="24"/>
+        </w:rPr>
+        <w:t>Funcionalidade:</w:t>
+      </w:r>
+      <w:r>
+        <w:rPr>
+          <w:rFonts w:ascii="Times New Roman" w:hAnsi="Times New Roman"/>
+          <w:b w:val="0"/>
+          <w:i w:val="0"/>
+          <w:sz w:val="24"/>
+        </w:rPr>
+        <w:t xml:space="preserve"> "prontuário" individual de cada Unidade de Conservação, reunindo em uma única página todos os dados da UC para consulta pública fácil — de cada unidade, com acesso direto.</w:t>
+      </w:r>
+    </w:p>
+    <w:p>
+      <w:pPr>
+        <w:spacing w:line="360" w:lineRule="auto" w:before="0" w:after="40"/>
+        <w:ind w:left="709" w:hanging="283"/>
+        <w:jc w:val="both"/>
+      </w:pPr>
+      <w:r>
+        <w:rPr>
+          <w:rFonts w:ascii="Times New Roman" w:hAnsi="Times New Roman"/>
+          <w:b w:val="0"/>
+          <w:i w:val="0"/>
+          <w:sz w:val="24"/>
+        </w:rPr>
+        <w:t xml:space="preserve">• </w:t>
+      </w:r>
+      <w:r>
+        <w:rPr>
+          <w:rFonts w:ascii="Times New Roman" w:hAnsi="Times New Roman"/>
+          <w:b/>
+          <w:i w:val="0"/>
+          <w:sz w:val="24"/>
+        </w:rPr>
+        <w:t>Estrutura da Ficha:</w:t>
+      </w:r>
+    </w:p>
+    <w:p>
+      <w:pPr>
+        <w:spacing w:line="360" w:lineRule="auto" w:before="0" w:after="40"/>
+        <w:ind w:left="709" w:hanging="283"/>
+        <w:jc w:val="both"/>
+      </w:pPr>
+      <w:r>
+        <w:rPr>
+          <w:rFonts w:ascii="Times New Roman" w:hAnsi="Times New Roman"/>
+          <w:b w:val="0"/>
+          <w:i w:val="0"/>
+          <w:sz w:val="24"/>
+        </w:rPr>
+        <w:t xml:space="preserve">• </w:t>
+      </w:r>
+      <w:r>
+        <w:rPr>
+          <w:rFonts w:ascii="Times New Roman" w:hAnsi="Times New Roman"/>
+          <w:b/>
+          <w:i w:val="0"/>
+          <w:sz w:val="24"/>
+        </w:rPr>
+        <w:t>Cabeçalho da UC:</w:t>
+      </w:r>
+      <w:r>
+        <w:rPr>
+          <w:rFonts w:ascii="Times New Roman" w:hAnsi="Times New Roman"/>
+          <w:b w:val="0"/>
+          <w:i w:val="0"/>
+          <w:sz w:val="24"/>
+        </w:rPr>
+        <w:t xml:space="preserve"> nome, categoria, grupo, bioma, área (ha), municípios, órgão gestor e </w:t>
+      </w:r>
+      <w:r>
+        <w:rPr>
+          <w:rFonts w:ascii="Times New Roman" w:hAnsi="Times New Roman"/>
+          <w:b/>
+          <w:i w:val="0"/>
+          <w:sz w:val="24"/>
+        </w:rPr>
+        <w:t>gestor responsável</w:t>
+      </w:r>
+      <w:r>
+        <w:rPr>
+          <w:rFonts w:ascii="Times New Roman" w:hAnsi="Times New Roman"/>
+          <w:b w:val="0"/>
+          <w:i w:val="0"/>
+          <w:sz w:val="24"/>
+        </w:rPr>
+        <w:t xml:space="preserve"> (nome/cargo institucional — nível técnico, LGPD).</w:t>
+      </w:r>
+    </w:p>
+    <w:p>
+      <w:pPr>
+        <w:spacing w:line="360" w:lineRule="auto" w:before="0" w:after="40"/>
+        <w:ind w:left="709" w:hanging="283"/>
+        <w:jc w:val="both"/>
+      </w:pPr>
+      <w:r>
+        <w:rPr>
+          <w:rFonts w:ascii="Times New Roman" w:hAnsi="Times New Roman"/>
+          <w:b w:val="0"/>
+          <w:i w:val="0"/>
+          <w:sz w:val="24"/>
+        </w:rPr>
+        <w:t xml:space="preserve">• </w:t>
+      </w:r>
+      <w:r>
+        <w:rPr>
+          <w:rFonts w:ascii="Times New Roman" w:hAnsi="Times New Roman"/>
+          <w:b/>
+          <w:i w:val="0"/>
+          <w:sz w:val="24"/>
+        </w:rPr>
+        <w:t>Abas por Módulo:</w:t>
+      </w:r>
+      <w:r>
+        <w:rPr>
+          <w:rFonts w:ascii="Times New Roman" w:hAnsi="Times New Roman"/>
+          <w:b w:val="0"/>
+          <w:i w:val="0"/>
+          <w:sz w:val="24"/>
+        </w:rPr>
+        <w:t xml:space="preserve"> Ambiental/Biodiversidade · Geotecnologias/Zonas de Amortecimento · Gestão (conselho + atas + Plano de Gestão) · Fundiária/Dominial e RPPNs.</w:t>
+      </w:r>
+    </w:p>
+    <w:p>
+      <w:pPr>
+        <w:spacing w:line="360" w:lineRule="auto" w:before="0" w:after="40"/>
+        <w:ind w:left="709" w:hanging="283"/>
+        <w:jc w:val="both"/>
+      </w:pPr>
+      <w:r>
+        <w:rPr>
+          <w:rFonts w:ascii="Times New Roman" w:hAnsi="Times New Roman"/>
+          <w:b w:val="0"/>
+          <w:i w:val="0"/>
+          <w:sz w:val="24"/>
+        </w:rPr>
+        <w:t xml:space="preserve">• </w:t>
+      </w:r>
+      <w:r>
+        <w:rPr>
+          <w:rFonts w:ascii="Times New Roman" w:hAnsi="Times New Roman"/>
+          <w:b/>
+          <w:i w:val="0"/>
+          <w:sz w:val="24"/>
+        </w:rPr>
+        <w:t>Mapa da unidade:</w:t>
+      </w:r>
+      <w:r>
+        <w:rPr>
+          <w:rFonts w:ascii="Times New Roman" w:hAnsi="Times New Roman"/>
+          <w:b w:val="0"/>
+          <w:i w:val="0"/>
+          <w:sz w:val="24"/>
+        </w:rPr>
+        <w:t xml:space="preserve"> perímetro, Zona de Amortecimento, </w:t>
+      </w:r>
+      <w:r>
+        <w:rPr>
+          <w:rFonts w:ascii="Times New Roman" w:hAnsi="Times New Roman"/>
+          <w:b/>
+          <w:i w:val="0"/>
+          <w:sz w:val="24"/>
+        </w:rPr>
+        <w:t>zoneamento interno (quando disponível)</w:t>
+      </w:r>
+      <w:r>
+        <w:rPr>
+          <w:rFonts w:ascii="Times New Roman" w:hAnsi="Times New Roman"/>
+          <w:b w:val="0"/>
+          <w:i w:val="0"/>
+          <w:sz w:val="24"/>
+        </w:rPr>
+        <w:t xml:space="preserve"> e </w:t>
+      </w:r>
+      <w:r>
+        <w:rPr>
+          <w:rFonts w:ascii="Times New Roman" w:hAnsi="Times New Roman"/>
+          <w:b/>
+          <w:i w:val="0"/>
+          <w:sz w:val="24"/>
+        </w:rPr>
+        <w:t>sobreposições com UCs federais (camada de referência ICMBio)</w:t>
+      </w:r>
+      <w:r>
+        <w:rPr>
+          <w:rFonts w:ascii="Times New Roman" w:hAnsi="Times New Roman"/>
+          <w:b w:val="0"/>
+          <w:i w:val="0"/>
+          <w:sz w:val="24"/>
+        </w:rPr>
+        <w:t>; download dos vetores em GPKG/GeoJSON.</w:t>
+      </w:r>
+    </w:p>
+    <w:p>
+      <w:pPr>
+        <w:spacing w:line="360" w:lineRule="auto" w:before="0" w:after="40"/>
+        <w:ind w:left="709" w:hanging="283"/>
+        <w:jc w:val="both"/>
+      </w:pPr>
+      <w:r>
+        <w:rPr>
+          <w:rFonts w:ascii="Times New Roman" w:hAnsi="Times New Roman"/>
+          <w:b w:val="0"/>
+          <w:i w:val="0"/>
+          <w:sz w:val="24"/>
+        </w:rPr>
+        <w:t xml:space="preserve">• </w:t>
+      </w:r>
+      <w:r>
+        <w:rPr>
+          <w:rFonts w:ascii="Times New Roman" w:hAnsi="Times New Roman"/>
+          <w:b/>
+          <w:i w:val="0"/>
+          <w:sz w:val="24"/>
+        </w:rPr>
+        <w:t>Documentos:</w:t>
+      </w:r>
+      <w:r>
+        <w:rPr>
+          <w:rFonts w:ascii="Times New Roman" w:hAnsi="Times New Roman"/>
+          <w:b w:val="0"/>
+          <w:i w:val="0"/>
+          <w:sz w:val="24"/>
+        </w:rPr>
+        <w:t xml:space="preserve"> dossiê do processo de criação, Plano de Gestão (versões/estudos complementares), atas e portarias do conselho, e demais arquivos públicos.</w:t>
+      </w:r>
+    </w:p>
+    <w:p>
+      <w:pPr>
+        <w:spacing w:line="360" w:lineRule="auto" w:before="0" w:after="40"/>
+        <w:ind w:left="709" w:hanging="283"/>
+        <w:jc w:val="both"/>
+      </w:pPr>
+      <w:r>
+        <w:rPr>
+          <w:rFonts w:ascii="Times New Roman" w:hAnsi="Times New Roman"/>
+          <w:b w:val="0"/>
+          <w:i w:val="0"/>
+          <w:sz w:val="24"/>
+        </w:rPr>
+        <w:t xml:space="preserve">• </w:t>
+      </w:r>
+      <w:r>
+        <w:rPr>
+          <w:rFonts w:ascii="Times New Roman" w:hAnsi="Times New Roman"/>
+          <w:b/>
+          <w:i w:val="0"/>
+          <w:sz w:val="24"/>
+        </w:rPr>
+        <w:t>Conselho Gestor:</w:t>
+      </w:r>
+      <w:r>
+        <w:rPr>
+          <w:rFonts w:ascii="Times New Roman" w:hAnsi="Times New Roman"/>
+          <w:b w:val="0"/>
+          <w:i w:val="0"/>
+          <w:sz w:val="24"/>
+        </w:rPr>
+        <w:t xml:space="preserve"> composição (membros, segmento e mandato), cronogramas e atas.</w:t>
+      </w:r>
+    </w:p>
+    <w:p>
+      <w:pPr>
+        <w:spacing w:line="360" w:lineRule="auto" w:before="0" w:after="40"/>
+        <w:ind w:left="709" w:hanging="283"/>
+        <w:jc w:val="both"/>
+      </w:pPr>
+      <w:r>
+        <w:rPr>
+          <w:rFonts w:ascii="Times New Roman" w:hAnsi="Times New Roman"/>
+          <w:b w:val="0"/>
+          <w:i w:val="0"/>
+          <w:sz w:val="24"/>
+        </w:rPr>
+        <w:t xml:space="preserve">• </w:t>
+      </w:r>
+      <w:r>
+        <w:rPr>
+          <w:rFonts w:ascii="Times New Roman" w:hAnsi="Times New Roman"/>
+          <w:b/>
+          <w:i w:val="0"/>
+          <w:sz w:val="24"/>
+        </w:rPr>
+        <w:t>Finanças &amp; CCA:</w:t>
+      </w:r>
+      <w:r>
+        <w:rPr>
+          <w:rFonts w:ascii="Times New Roman" w:hAnsi="Times New Roman"/>
+          <w:b w:val="0"/>
+          <w:i w:val="0"/>
+          <w:sz w:val="24"/>
+        </w:rPr>
+        <w:t xml:space="preserve"> estratégia financeira, recursos disponíveis e planos de aplicação aprovados na Câmara de Compensação Ambiental (nível técnico).</w:t>
+      </w:r>
+    </w:p>
+    <w:p>
+      <w:pPr>
+        <w:spacing w:line="360" w:lineRule="auto" w:before="0" w:after="40"/>
+        <w:ind w:left="709" w:hanging="283"/>
+        <w:jc w:val="both"/>
+      </w:pPr>
+      <w:r>
+        <w:rPr>
+          <w:rFonts w:ascii="Times New Roman" w:hAnsi="Times New Roman"/>
+          <w:b w:val="0"/>
+          <w:i w:val="0"/>
+          <w:sz w:val="24"/>
+        </w:rPr>
+        <w:t xml:space="preserve">• </w:t>
+      </w:r>
+      <w:r>
+        <w:rPr>
+          <w:rFonts w:ascii="Times New Roman" w:hAnsi="Times New Roman"/>
+          <w:b/>
+          <w:i w:val="0"/>
+          <w:sz w:val="24"/>
+        </w:rPr>
+        <w:t>Projetos, Cooperações e Concessões:</w:t>
+      </w:r>
+      <w:r>
+        <w:rPr>
+          <w:rFonts w:ascii="Times New Roman" w:hAnsi="Times New Roman"/>
+          <w:b w:val="0"/>
+          <w:i w:val="0"/>
+          <w:sz w:val="24"/>
+        </w:rPr>
+        <w:t xml:space="preserve"> projetos/programas em execução, Termos de Cooperação Técnica e concessões (manejo, restauração, PROSAF, visitação).</w:t>
+      </w:r>
+    </w:p>
+    <w:p>
+      <w:pPr>
+        <w:spacing w:line="360" w:lineRule="auto" w:before="0" w:after="40"/>
+        <w:ind w:left="709" w:hanging="283"/>
+        <w:jc w:val="both"/>
+      </w:pPr>
+      <w:r>
+        <w:rPr>
+          <w:rFonts w:ascii="Times New Roman" w:hAnsi="Times New Roman"/>
+          <w:b w:val="0"/>
+          <w:i w:val="0"/>
+          <w:sz w:val="24"/>
+        </w:rPr>
+        <w:t xml:space="preserve">• </w:t>
+      </w:r>
+      <w:r>
+        <w:rPr>
+          <w:rFonts w:ascii="Times New Roman" w:hAnsi="Times New Roman"/>
+          <w:b/>
+          <w:i w:val="0"/>
+          <w:sz w:val="24"/>
+        </w:rPr>
+        <w:t>Linha do tempo:</w:t>
+      </w:r>
+      <w:r>
+        <w:rPr>
+          <w:rFonts w:ascii="Times New Roman" w:hAnsi="Times New Roman"/>
+          <w:b w:val="0"/>
+          <w:i w:val="0"/>
+          <w:sz w:val="24"/>
+        </w:rPr>
+        <w:t xml:space="preserve"> evolução da UC (criação → consulta pública → plano → alterações) e status de prazos (arts. 112/114).</w:t>
+      </w:r>
+    </w:p>
+    <w:p>
+      <w:pPr>
+        <w:spacing w:line="360" w:lineRule="auto" w:before="0" w:after="40"/>
+        <w:ind w:left="709" w:hanging="283"/>
+        <w:jc w:val="both"/>
+      </w:pPr>
+      <w:r>
+        <w:rPr>
+          <w:rFonts w:ascii="Times New Roman" w:hAnsi="Times New Roman"/>
+          <w:b w:val="0"/>
+          <w:i w:val="0"/>
+          <w:sz w:val="24"/>
+        </w:rPr>
+        <w:t xml:space="preserve">• </w:t>
+      </w:r>
+      <w:r>
+        <w:rPr>
+          <w:rFonts w:ascii="Times New Roman" w:hAnsi="Times New Roman"/>
+          <w:b/>
+          <w:i w:val="0"/>
+          <w:sz w:val="24"/>
+        </w:rPr>
+        <w:t>Indicadores:</w:t>
+      </w:r>
+      <w:r>
+        <w:rPr>
+          <w:rFonts w:ascii="Times New Roman" w:hAnsi="Times New Roman"/>
+          <w:b w:val="0"/>
+          <w:i w:val="0"/>
+          <w:sz w:val="24"/>
+        </w:rPr>
+        <w:t xml:space="preserve"> efetividade de gestão, visitação/receita e relatórios anuais/quadrienais (art. 113).</w:t>
+      </w:r>
+    </w:p>
+    <w:p>
+      <w:pPr>
+        <w:spacing w:line="360" w:lineRule="auto" w:before="0" w:after="40"/>
+        <w:ind w:left="709" w:hanging="283"/>
+        <w:jc w:val="both"/>
+      </w:pPr>
+      <w:r>
+        <w:rPr>
+          <w:rFonts w:ascii="Times New Roman" w:hAnsi="Times New Roman"/>
+          <w:b w:val="0"/>
+          <w:i w:val="0"/>
+          <w:sz w:val="24"/>
+        </w:rPr>
+        <w:t xml:space="preserve">• </w:t>
+      </w:r>
+      <w:r>
+        <w:rPr>
+          <w:rFonts w:ascii="Times New Roman" w:hAnsi="Times New Roman"/>
+          <w:b/>
+          <w:i w:val="0"/>
+          <w:sz w:val="24"/>
+        </w:rPr>
+        <w:t>Níveis de Acesso e Salvaguardas:</w:t>
+      </w:r>
+      <w:r>
+        <w:rPr>
+          <w:rFonts w:ascii="Times New Roman" w:hAnsi="Times New Roman"/>
+          <w:b w:val="0"/>
+          <w:i w:val="0"/>
+          <w:sz w:val="24"/>
+        </w:rPr>
+        <w:t xml:space="preserve"> a Ficha pública exibe apenas a </w:t>
+      </w:r>
+      <w:r>
+        <w:rPr>
+          <w:rFonts w:ascii="Times New Roman" w:hAnsi="Times New Roman"/>
+          <w:b/>
+          <w:i w:val="0"/>
+          <w:sz w:val="24"/>
+        </w:rPr>
+        <w:t>visão de consulta</w:t>
+      </w:r>
+      <w:r>
+        <w:rPr>
+          <w:rFonts w:ascii="Times New Roman" w:hAnsi="Times New Roman"/>
+          <w:b w:val="0"/>
+          <w:i w:val="0"/>
+          <w:sz w:val="24"/>
+        </w:rPr>
+        <w:t xml:space="preserve">; dados de espécies criticamente ameaçadas (CR) seguem </w:t>
+      </w:r>
+      <w:r>
+        <w:rPr>
+          <w:rFonts w:ascii="Times New Roman" w:hAnsi="Times New Roman"/>
+          <w:b/>
+          <w:i w:val="0"/>
+          <w:sz w:val="24"/>
+        </w:rPr>
+        <w:t>mascarados</w:t>
+      </w:r>
+      <w:r>
+        <w:rPr>
+          <w:rFonts w:ascii="Times New Roman" w:hAnsi="Times New Roman"/>
+          <w:b w:val="0"/>
+          <w:i w:val="0"/>
+          <w:sz w:val="24"/>
+        </w:rPr>
+        <w:t xml:space="preserve">; dados pessoais de gestores/conselheiros (CPF, telefone, endereço) e matrículas de RPPN ficam restritos ao </w:t>
+      </w:r>
+      <w:r>
+        <w:rPr>
+          <w:rFonts w:ascii="Times New Roman" w:hAnsi="Times New Roman"/>
+          <w:b/>
+          <w:i w:val="0"/>
+          <w:sz w:val="24"/>
+        </w:rPr>
+        <w:t>nível técnico</w:t>
+      </w:r>
+      <w:r>
+        <w:rPr>
+          <w:rFonts w:ascii="Times New Roman" w:hAnsi="Times New Roman"/>
+          <w:b w:val="0"/>
+          <w:i w:val="0"/>
+          <w:sz w:val="24"/>
+        </w:rPr>
+        <w:t xml:space="preserve"> (LGPD e tutela da privacidade).</w:t>
       </w:r>
     </w:p>
     <w:p>
@@ -1827,6 +2453,572 @@
         <w:t>• As informações relativas a acessos ao patrimônio genético e conhecimento tradicional associado em Unidades de Conservação observarão as salvaguardas da Lei Federal nº 13.123/2015 e os registros oficiais do Sistema Nacional de Gestão do Patrimônio Genético e do Conhecimento Tradicional Associado (SisGen).</w:t>
       </w:r>
     </w:p>
+    <w:p>
+      <w:pPr>
+        <w:spacing w:line="360" w:lineRule="auto" w:before="240" w:after="120"/>
+        <w:ind w:firstLine="0"/>
+        <w:jc w:val="left"/>
+      </w:pPr>
+      <w:r>
+        <w:rPr>
+          <w:rFonts w:ascii="Times New Roman" w:hAnsi="Times New Roman"/>
+          <w:b/>
+          <w:i w:val="0"/>
+          <w:sz w:val="24"/>
+        </w:rPr>
+        <w:t>5. Anexo Técnico — Fontes de Referência e Regras de Publicação</w:t>
+      </w:r>
+    </w:p>
+    <w:p>
+      <w:pPr>
+        <w:spacing w:line="360" w:lineRule="auto" w:before="120" w:after="120"/>
+        <w:ind w:firstLine="0"/>
+        <w:jc w:val="left"/>
+      </w:pPr>
+      <w:r>
+        <w:rPr>
+          <w:rFonts w:ascii="Times New Roman" w:hAnsi="Times New Roman"/>
+          <w:b/>
+          <w:i/>
+          <w:sz w:val="24"/>
+        </w:rPr>
+        <w:t>5.1. Camadas de Referência Federais (ICMBio/INDE)</w:t>
+      </w:r>
+    </w:p>
+    <w:p>
+      <w:pPr>
+        <w:spacing w:line="360" w:lineRule="auto" w:before="0" w:after="0"/>
+        <w:ind w:firstLine="709"/>
+        <w:jc w:val="both"/>
+      </w:pPr>
+      <w:r>
+        <w:rPr>
+          <w:rFonts w:ascii="Times New Roman" w:hAnsi="Times New Roman"/>
+          <w:b w:val="0"/>
+          <w:i w:val="0"/>
+          <w:sz w:val="24"/>
+        </w:rPr>
+        <w:t xml:space="preserve">As Unidades de Conservação </w:t>
+      </w:r>
+      <w:r>
+        <w:rPr>
+          <w:rFonts w:ascii="Times New Roman" w:hAnsi="Times New Roman"/>
+          <w:b/>
+          <w:i w:val="0"/>
+          <w:sz w:val="24"/>
+        </w:rPr>
+        <w:t>federais</w:t>
+      </w:r>
+      <w:r>
+        <w:rPr>
+          <w:rFonts w:ascii="Times New Roman" w:hAnsi="Times New Roman"/>
+          <w:b w:val="0"/>
+          <w:i w:val="0"/>
+          <w:sz w:val="24"/>
+        </w:rPr>
+        <w:t xml:space="preserve"> localizadas no Pará </w:t>
+      </w:r>
+      <w:r>
+        <w:rPr>
+          <w:rFonts w:ascii="Times New Roman" w:hAnsi="Times New Roman"/>
+          <w:b/>
+          <w:i w:val="0"/>
+          <w:sz w:val="24"/>
+        </w:rPr>
+        <w:t>não integram o banco oficial do SEINUC</w:t>
+      </w:r>
+      <w:r>
+        <w:rPr>
+          <w:rFonts w:ascii="Times New Roman" w:hAnsi="Times New Roman"/>
+          <w:b w:val="0"/>
+          <w:i w:val="0"/>
+          <w:sz w:val="24"/>
+        </w:rPr>
+        <w:t xml:space="preserve"> (o art. 67 da Lei nº 10.306/2023 trata das UCs estaduais); são exibidas como </w:t>
+      </w:r>
+      <w:r>
+        <w:rPr>
+          <w:rFonts w:ascii="Times New Roman" w:hAnsi="Times New Roman"/>
+          <w:b/>
+          <w:i w:val="0"/>
+          <w:sz w:val="24"/>
+        </w:rPr>
+        <w:t>camadas de referência</w:t>
+      </w:r>
+      <w:r>
+        <w:rPr>
+          <w:rFonts w:ascii="Times New Roman" w:hAnsi="Times New Roman"/>
+          <w:b w:val="0"/>
+          <w:i w:val="0"/>
+          <w:sz w:val="24"/>
+        </w:rPr>
+        <w:t xml:space="preserve"> consumidas dos geoserviços públicos do órgão gestor federal:</w:t>
+      </w:r>
+    </w:p>
+    <w:tbl>
+      <w:tblPr>
+        <w:tblW w:type="auto" w:w="0"/>
+        <w:jc w:val="center"/>
+        <w:tblLook w:firstColumn="1" w:firstRow="1" w:lastColumn="0" w:lastRow="0" w:noHBand="0" w:noVBand="1" w:val="04A0"/>
+        <w:tblBorders>
+          <w:top w:val="single" w:sz="6" w:space="0" w:color="000000"/>
+          <w:bottom w:val="single" w:sz="6" w:space="0" w:color="000000"/>
+          <w:insideH w:val="single" w:sz="4" w:space="0" w:color="E0E0E0"/>
+          <w:left w:val="none"/>
+          <w:right w:val="none"/>
+          <w:insideV w:val="none"/>
+        </w:tblBorders>
+      </w:tblPr>
+      <w:tblGrid>
+        <w:gridCol w:w="3135"/>
+        <w:gridCol w:w="3135"/>
+        <w:gridCol w:w="3135"/>
+      </w:tblGrid>
+      <w:tr>
+        <w:tc>
+          <w:tcPr>
+            <w:tcW w:type="dxa" w:w="3135"/>
+            <w:tcMar>
+              <w:top w:w="100" w:type="dxa"/>
+              <w:bottom w:w="100" w:type="dxa"/>
+              <w:left w:w="120" w:type="dxa"/>
+              <w:right w:w="120" w:type="dxa"/>
+            </w:tcMar>
+            <w:shd w:fill="F2F2F2"/>
+          </w:tcPr>
+          <w:p>
+            <w:pPr>
+              <w:spacing w:line="240" w:lineRule="auto" w:before="40" w:after="40"/>
+              <w:ind w:firstLine="0"/>
+              <w:jc w:val="center"/>
+            </w:pPr>
+            <w:r>
+              <w:rPr>
+                <w:rFonts w:ascii="Times New Roman" w:hAnsi="Times New Roman"/>
+                <w:b/>
+                <w:i w:val="0"/>
+                <w:sz w:val="20"/>
+              </w:rPr>
+              <w:t>Serviço</w:t>
+            </w:r>
+          </w:p>
+        </w:tc>
+        <w:tc>
+          <w:tcPr>
+            <w:tcW w:type="dxa" w:w="3135"/>
+            <w:tcMar>
+              <w:top w:w="100" w:type="dxa"/>
+              <w:bottom w:w="100" w:type="dxa"/>
+              <w:left w:w="120" w:type="dxa"/>
+              <w:right w:w="120" w:type="dxa"/>
+            </w:tcMar>
+            <w:shd w:fill="F2F2F2"/>
+          </w:tcPr>
+          <w:p>
+            <w:pPr>
+              <w:spacing w:line="240" w:lineRule="auto" w:before="40" w:after="40"/>
+              <w:ind w:firstLine="0"/>
+              <w:jc w:val="center"/>
+            </w:pPr>
+            <w:r>
+              <w:rPr>
+                <w:rFonts w:ascii="Times New Roman" w:hAnsi="Times New Roman"/>
+                <w:b/>
+                <w:i w:val="0"/>
+                <w:sz w:val="20"/>
+              </w:rPr>
+              <w:t>Versão</w:t>
+            </w:r>
+          </w:p>
+        </w:tc>
+        <w:tc>
+          <w:tcPr>
+            <w:tcW w:type="dxa" w:w="3135"/>
+            <w:tcMar>
+              <w:top w:w="100" w:type="dxa"/>
+              <w:bottom w:w="100" w:type="dxa"/>
+              <w:left w:w="120" w:type="dxa"/>
+              <w:right w:w="120" w:type="dxa"/>
+            </w:tcMar>
+            <w:shd w:fill="F2F2F2"/>
+          </w:tcPr>
+          <w:p>
+            <w:pPr>
+              <w:spacing w:line="240" w:lineRule="auto" w:before="40" w:after="40"/>
+              <w:ind w:firstLine="0"/>
+              <w:jc w:val="center"/>
+            </w:pPr>
+            <w:r>
+              <w:rPr>
+                <w:rFonts w:ascii="Times New Roman" w:hAnsi="Times New Roman"/>
+                <w:b/>
+                <w:i w:val="0"/>
+                <w:sz w:val="20"/>
+              </w:rPr>
+              <w:t>Endpoint (GetCapabilities)</w:t>
+            </w:r>
+          </w:p>
+        </w:tc>
+      </w:tr>
+      <w:tr>
+        <w:tc>
+          <w:tcPr>
+            <w:tcW w:type="dxa" w:w="3135"/>
+            <w:tcMar>
+              <w:top w:w="100" w:type="dxa"/>
+              <w:bottom w:w="100" w:type="dxa"/>
+              <w:left w:w="120" w:type="dxa"/>
+              <w:right w:w="120" w:type="dxa"/>
+            </w:tcMar>
+          </w:tcPr>
+          <w:p>
+            <w:pPr>
+              <w:spacing w:line="240" w:lineRule="auto" w:before="40" w:after="40"/>
+              <w:ind w:firstLine="0"/>
+              <w:jc w:val="left"/>
+            </w:pPr>
+            <w:r>
+              <w:rPr>
+                <w:rFonts w:ascii="Times New Roman" w:hAnsi="Times New Roman"/>
+                <w:b/>
+                <w:i w:val="0"/>
+                <w:sz w:val="20"/>
+              </w:rPr>
+              <w:t>WFS ICMBio</w:t>
+            </w:r>
+          </w:p>
+        </w:tc>
+        <w:tc>
+          <w:tcPr>
+            <w:tcW w:type="dxa" w:w="3135"/>
+            <w:tcMar>
+              <w:top w:w="100" w:type="dxa"/>
+              <w:bottom w:w="100" w:type="dxa"/>
+              <w:left w:w="120" w:type="dxa"/>
+              <w:right w:w="120" w:type="dxa"/>
+            </w:tcMar>
+          </w:tcPr>
+          <w:p>
+            <w:pPr>
+              <w:spacing w:line="240" w:lineRule="auto" w:before="40" w:after="40"/>
+              <w:ind w:firstLine="0"/>
+              <w:jc w:val="left"/>
+            </w:pPr>
+            <w:r>
+              <w:rPr>
+                <w:rFonts w:ascii="Times New Roman" w:hAnsi="Times New Roman"/>
+                <w:b w:val="0"/>
+                <w:i w:val="0"/>
+                <w:sz w:val="20"/>
+              </w:rPr>
+              <w:t>2.0.0</w:t>
+            </w:r>
+          </w:p>
+        </w:tc>
+        <w:tc>
+          <w:tcPr>
+            <w:tcW w:type="dxa" w:w="3135"/>
+            <w:tcMar>
+              <w:top w:w="100" w:type="dxa"/>
+              <w:bottom w:w="100" w:type="dxa"/>
+              <w:left w:w="120" w:type="dxa"/>
+              <w:right w:w="120" w:type="dxa"/>
+            </w:tcMar>
+          </w:tcPr>
+          <w:p>
+            <w:pPr>
+              <w:spacing w:line="240" w:lineRule="auto" w:before="40" w:after="40"/>
+              <w:ind w:firstLine="0"/>
+              <w:jc w:val="left"/>
+            </w:pPr>
+            <w:r>
+              <w:rPr>
+                <w:rFonts w:ascii="Consolas" w:hAnsi="Consolas"/>
+                <w:color w:val="003366"/>
+                <w:sz w:val="20"/>
+              </w:rPr>
+              <w:t>https://geoservicos.inde.gov.br/geoserver/ICMBio/ows?service=wfs&amp;version=2.0.0&amp;request=GetCapabilities</w:t>
+            </w:r>
+          </w:p>
+        </w:tc>
+      </w:tr>
+      <w:tr>
+        <w:tc>
+          <w:tcPr>
+            <w:tcW w:type="dxa" w:w="3135"/>
+            <w:tcMar>
+              <w:top w:w="100" w:type="dxa"/>
+              <w:bottom w:w="100" w:type="dxa"/>
+              <w:left w:w="120" w:type="dxa"/>
+              <w:right w:w="120" w:type="dxa"/>
+            </w:tcMar>
+          </w:tcPr>
+          <w:p>
+            <w:pPr>
+              <w:spacing w:line="240" w:lineRule="auto" w:before="40" w:after="40"/>
+              <w:ind w:firstLine="0"/>
+              <w:jc w:val="left"/>
+            </w:pPr>
+            <w:r>
+              <w:rPr>
+                <w:rFonts w:ascii="Times New Roman" w:hAnsi="Times New Roman"/>
+                <w:b/>
+                <w:i w:val="0"/>
+                <w:sz w:val="20"/>
+              </w:rPr>
+              <w:t>WMS ICMBio</w:t>
+            </w:r>
+          </w:p>
+        </w:tc>
+        <w:tc>
+          <w:tcPr>
+            <w:tcW w:type="dxa" w:w="3135"/>
+            <w:tcMar>
+              <w:top w:w="100" w:type="dxa"/>
+              <w:bottom w:w="100" w:type="dxa"/>
+              <w:left w:w="120" w:type="dxa"/>
+              <w:right w:w="120" w:type="dxa"/>
+            </w:tcMar>
+          </w:tcPr>
+          <w:p>
+            <w:pPr>
+              <w:spacing w:line="240" w:lineRule="auto" w:before="40" w:after="40"/>
+              <w:ind w:firstLine="0"/>
+              <w:jc w:val="left"/>
+            </w:pPr>
+            <w:r>
+              <w:rPr>
+                <w:rFonts w:ascii="Times New Roman" w:hAnsi="Times New Roman"/>
+                <w:b w:val="0"/>
+                <w:i w:val="0"/>
+                <w:sz w:val="20"/>
+              </w:rPr>
+              <w:t>1.3.0</w:t>
+            </w:r>
+          </w:p>
+        </w:tc>
+        <w:tc>
+          <w:tcPr>
+            <w:tcW w:type="dxa" w:w="3135"/>
+            <w:tcMar>
+              <w:top w:w="100" w:type="dxa"/>
+              <w:bottom w:w="100" w:type="dxa"/>
+              <w:left w:w="120" w:type="dxa"/>
+              <w:right w:w="120" w:type="dxa"/>
+            </w:tcMar>
+          </w:tcPr>
+          <w:p>
+            <w:pPr>
+              <w:spacing w:line="240" w:lineRule="auto" w:before="40" w:after="40"/>
+              <w:ind w:firstLine="0"/>
+              <w:jc w:val="left"/>
+            </w:pPr>
+            <w:r>
+              <w:rPr>
+                <w:rFonts w:ascii="Consolas" w:hAnsi="Consolas"/>
+                <w:color w:val="003366"/>
+                <w:sz w:val="20"/>
+              </w:rPr>
+              <w:t>https://geoservicos.inde.gov.br/geoserver/ICMBio/ows?service=wms&amp;version=1.3.0&amp;request=GetCapabilities</w:t>
+            </w:r>
+          </w:p>
+        </w:tc>
+      </w:tr>
+    </w:tbl>
+    <w:p>
+      <w:pPr>
+        <w:spacing w:after="120" w:line="240" w:lineRule="auto"/>
+      </w:pPr>
+    </w:p>
+    <w:p>
+      <w:pPr>
+        <w:spacing w:line="360" w:lineRule="auto" w:before="0" w:after="40"/>
+        <w:ind w:left="709" w:hanging="283"/>
+        <w:jc w:val="both"/>
+      </w:pPr>
+      <w:r>
+        <w:rPr>
+          <w:rFonts w:ascii="Times New Roman" w:hAnsi="Times New Roman"/>
+          <w:b w:val="0"/>
+          <w:i w:val="0"/>
+          <w:sz w:val="24"/>
+        </w:rPr>
+        <w:t xml:space="preserve">• </w:t>
+      </w:r>
+      <w:r>
+        <w:rPr>
+          <w:rFonts w:ascii="Times New Roman" w:hAnsi="Times New Roman"/>
+          <w:b/>
+          <w:i w:val="0"/>
+          <w:sz w:val="24"/>
+        </w:rPr>
+        <w:t>Aplicação:</w:t>
+      </w:r>
+      <w:r>
+        <w:rPr>
+          <w:rFonts w:ascii="Times New Roman" w:hAnsi="Times New Roman"/>
+          <w:b w:val="0"/>
+          <w:i w:val="0"/>
+          <w:sz w:val="24"/>
+        </w:rPr>
+        <w:t xml:space="preserve"> camada de fundo no Módulo A e destaque de "sobreposição com UC federal" na Ficha da Unidade (Módulo D).</w:t>
+      </w:r>
+    </w:p>
+    <w:p>
+      <w:pPr>
+        <w:spacing w:line="360" w:lineRule="auto" w:before="0" w:after="40"/>
+        <w:ind w:left="709" w:hanging="283"/>
+        <w:jc w:val="both"/>
+      </w:pPr>
+      <w:r>
+        <w:rPr>
+          <w:rFonts w:ascii="Times New Roman" w:hAnsi="Times New Roman"/>
+          <w:b w:val="0"/>
+          <w:i w:val="0"/>
+          <w:sz w:val="24"/>
+        </w:rPr>
+        <w:t xml:space="preserve">• </w:t>
+      </w:r>
+      <w:r>
+        <w:rPr>
+          <w:rFonts w:ascii="Times New Roman" w:hAnsi="Times New Roman"/>
+          <w:b/>
+          <w:i w:val="0"/>
+          <w:sz w:val="24"/>
+        </w:rPr>
+        <w:t>Ressalva técnica:</w:t>
+      </w:r>
+      <w:r>
+        <w:rPr>
+          <w:rFonts w:ascii="Times New Roman" w:hAnsi="Times New Roman"/>
+          <w:b w:val="0"/>
+          <w:i w:val="0"/>
+          <w:sz w:val="24"/>
+        </w:rPr>
+        <w:t xml:space="preserve"> por serem fontes externas, recomenda-se </w:t>
+      </w:r>
+      <w:r>
+        <w:rPr>
+          <w:rFonts w:ascii="Times New Roman" w:hAnsi="Times New Roman"/>
+          <w:b/>
+          <w:i w:val="0"/>
+          <w:sz w:val="24"/>
+        </w:rPr>
+        <w:t>cache local</w:t>
+      </w:r>
+      <w:r>
+        <w:rPr>
+          <w:rFonts w:ascii="Times New Roman" w:hAnsi="Times New Roman"/>
+          <w:b w:val="0"/>
+          <w:i w:val="0"/>
+          <w:sz w:val="24"/>
+        </w:rPr>
+        <w:t xml:space="preserve"> com política de atualização e mecanismo de </w:t>
+      </w:r>
+      <w:r>
+        <w:rPr>
+          <w:rFonts w:ascii="Times New Roman" w:hAnsi="Times New Roman"/>
+          <w:b w:val="0"/>
+          <w:i/>
+          <w:sz w:val="24"/>
+        </w:rPr>
+        <w:t>fallback</w:t>
+      </w:r>
+      <w:r>
+        <w:rPr>
+          <w:rFonts w:ascii="Times New Roman" w:hAnsi="Times New Roman"/>
+          <w:b w:val="0"/>
+          <w:i w:val="0"/>
+          <w:sz w:val="24"/>
+        </w:rPr>
+        <w:t xml:space="preserve"> em caso de indisponibilidade da INDE.</w:t>
+      </w:r>
+    </w:p>
+    <w:p>
+      <w:pPr>
+        <w:spacing w:line="360" w:lineRule="auto" w:before="120" w:after="120"/>
+        <w:ind w:firstLine="0"/>
+        <w:jc w:val="left"/>
+      </w:pPr>
+      <w:r>
+        <w:rPr>
+          <w:rFonts w:ascii="Times New Roman" w:hAnsi="Times New Roman"/>
+          <w:b/>
+          <w:i/>
+          <w:sz w:val="24"/>
+        </w:rPr>
+        <w:t>5.2. Regra de Publicação do Zoneamento</w:t>
+      </w:r>
+    </w:p>
+    <w:p>
+      <w:pPr>
+        <w:spacing w:line="360" w:lineRule="auto" w:before="0" w:after="0"/>
+        <w:ind w:firstLine="709"/>
+        <w:jc w:val="both"/>
+      </w:pPr>
+      <w:r>
+        <w:rPr>
+          <w:rFonts w:ascii="Times New Roman" w:hAnsi="Times New Roman"/>
+          <w:b w:val="0"/>
+          <w:i w:val="0"/>
+          <w:sz w:val="24"/>
+        </w:rPr>
+        <w:t xml:space="preserve">A camada de zoneamento interno será publicada nos geoserviços (WMS/WFS) e na Ficha da Unidade </w:t>
+      </w:r>
+      <w:r>
+        <w:rPr>
+          <w:rFonts w:ascii="Times New Roman" w:hAnsi="Times New Roman"/>
+          <w:b/>
+          <w:i w:val="0"/>
+          <w:sz w:val="24"/>
+        </w:rPr>
+        <w:t>somente quando</w:t>
+      </w:r>
+      <w:r>
+        <w:rPr>
+          <w:rFonts w:ascii="Times New Roman" w:hAnsi="Times New Roman"/>
+          <w:b w:val="0"/>
+          <w:i w:val="0"/>
+          <w:sz w:val="24"/>
+        </w:rPr>
+        <w:t xml:space="preserve"> </w:t>
+      </w:r>
+      <w:r>
+        <w:rPr>
+          <w:rFonts w:ascii="Consolas" w:hAnsi="Consolas"/>
+          <w:color w:val="003366"/>
+          <w:sz w:val="20"/>
+        </w:rPr>
+        <w:t>zoneamento_disponivel = SIM</w:t>
+      </w:r>
+      <w:r>
+        <w:rPr>
+          <w:rFonts w:ascii="Times New Roman" w:hAnsi="Times New Roman"/>
+          <w:b w:val="0"/>
+          <w:i w:val="0"/>
+          <w:sz w:val="24"/>
+        </w:rPr>
+        <w:t xml:space="preserve"> (a UC possui Plano de Gestão aprovado). Nas UCs sem Plano de Gestão, permanecem visíveis apenas o perímetro e a Zona de Amortecimento, com a indicação </w:t>
+      </w:r>
+      <w:r>
+        <w:rPr>
+          <w:rFonts w:ascii="Times New Roman" w:hAnsi="Times New Roman"/>
+          <w:b/>
+          <w:i w:val="0"/>
+          <w:sz w:val="24"/>
+        </w:rPr>
+        <w:t>"UC sem Plano de Gestão — zoneamento não disponível"</w:t>
+      </w:r>
+      <w:r>
+        <w:rPr>
+          <w:rFonts w:ascii="Times New Roman" w:hAnsi="Times New Roman"/>
+          <w:b w:val="0"/>
+          <w:i w:val="0"/>
+          <w:sz w:val="24"/>
+        </w:rPr>
+        <w:t>.</w:t>
+      </w:r>
+    </w:p>
     <w:sectPr>
       <w:headerReference w:type="default" r:id="rId9"/>
       <w:footerReference w:type="default" r:id="rId10"/>
